--- a/lessions/0001_2.docx
+++ b/lessions/0001_2.docx
@@ -337,7 +337,13 @@
         <w:rPr>
           <w:rFonts w:ascii="Times New Roman" w:hAnsi="Times New Roman" w:cs="Times New Roman"/>
         </w:rPr>
-        <w:t xml:space="preserve">Cấu trúc: Chủ ngữ + Động từ chính (thêm “s” hoặc “es” chủ ngữ là ngôi thứ ba số ít </w:t>
+        <w:t>Cấu trúc: Chủ ngữ + Động từ chính (thêm “s” hoặc “es” chủ ngữ là ngôi thứ ba số ít</w:t>
+      </w:r>
+      <w:r>
+        <w:rPr>
+          <w:rFonts w:ascii="Times New Roman" w:hAnsi="Times New Roman" w:cs="Times New Roman"/>
+        </w:rPr>
+        <w:t>)</w:t>
       </w:r>
     </w:p>
     <w:p>
@@ -409,7 +415,7 @@
         <w:rPr>
           <w:rFonts w:ascii="Times New Roman" w:hAnsi="Times New Roman" w:cs="Times New Roman"/>
         </w:rPr>
-        <w:t>Cấu trúc: Chủ ngữ + do/does + not + Động từ chính?</w:t>
+        <w:t>Cấu trúc: Chủ ngữ + do/does + not + Động từ chính</w:t>
       </w:r>
     </w:p>
     <w:p>

--- a/lessions/0001_2.docx
+++ b/lessions/0001_2.docx
@@ -8,6 +8,12 @@
           <w:rFonts w:ascii="Times New Roman" w:hAnsi="Times New Roman" w:cs="Times New Roman"/>
         </w:rPr>
       </w:pPr>
+      <w:r>
+        <w:rPr>
+          <w:rFonts w:ascii="Times New Roman" w:hAnsi="Times New Roman" w:cs="Times New Roman"/>
+        </w:rPr>
+        <w:t xml:space="preserve"> </w:t>
+      </w:r>
       <w:r>
         <w:rPr>
           <w:rFonts w:ascii="Times New Roman" w:hAnsi="Times New Roman" w:cs="Times New Roman"/>
@@ -2010,4 +2016,16 @@
     </a:ext>
   </a:extLst>
 </a:theme>
+</file>
+
+<file path=customXml/item1.xml><?xml version="1.0" encoding="utf-8"?>
+<b:Sources xmlns:b="http://schemas.openxmlformats.org/officeDocument/2006/bibliography" xmlns="http://schemas.openxmlformats.org/officeDocument/2006/bibliography" SelectedStyle="\APASixthEditionOfficeOnline.xsl" StyleName="APA" Version="6"/>
+</file>
+
+<file path=customXml/itemProps1.xml><?xml version="1.0" encoding="utf-8"?>
+<ds:datastoreItem xmlns:ds="http://schemas.openxmlformats.org/officeDocument/2006/customXml" ds:itemID="{12BAF4BF-6ACB-4717-87B5-25CB71E26705}">
+  <ds:schemaRefs>
+    <ds:schemaRef ds:uri="http://schemas.openxmlformats.org/officeDocument/2006/bibliography"/>
+  </ds:schemaRefs>
+</ds:datastoreItem>
 </file>